--- a/SEM 6/DMBI/Documentation/BI Index.docx
+++ b/SEM 6/DMBI/Documentation/BI Index.docx
@@ -1445,7 +1445,21 @@
                 <w:sz w:val="20"/>
                 <w:szCs w:val="20"/>
               </w:rPr>
-              <w:t>Marks (15)</w:t>
+              <w:t>Marks (</w:t>
+            </w:r>
+            <w:r>
+              <w:rPr>
+                <w:sz w:val="20"/>
+                <w:szCs w:val="20"/>
+              </w:rPr>
+              <w:t>5</w:t>
+            </w:r>
+            <w:r>
+              <w:rPr>
+                <w:sz w:val="20"/>
+                <w:szCs w:val="20"/>
+              </w:rPr>
+              <w:t>)</w:t>
             </w:r>
           </w:p>
         </w:tc>
@@ -1604,6 +1618,265 @@
                 <w:szCs w:val="20"/>
               </w:rPr>
               <w:t>Assignment 2</w:t>
+            </w:r>
+          </w:p>
+        </w:tc>
+        <w:tc>
+          <w:tcPr>
+            <w:tcW w:w="1134" w:type="dxa"/>
+          </w:tcPr>
+          <w:p>
+            <w:pPr>
+              <w:rPr>
+                <w:sz w:val="20"/>
+                <w:szCs w:val="20"/>
+              </w:rPr>
+            </w:pPr>
+          </w:p>
+        </w:tc>
+        <w:tc>
+          <w:tcPr>
+            <w:tcW w:w="1134" w:type="dxa"/>
+          </w:tcPr>
+          <w:p>
+            <w:pPr>
+              <w:rPr>
+                <w:sz w:val="20"/>
+                <w:szCs w:val="20"/>
+              </w:rPr>
+            </w:pPr>
+          </w:p>
+        </w:tc>
+        <w:tc>
+          <w:tcPr>
+            <w:tcW w:w="1276" w:type="dxa"/>
+          </w:tcPr>
+          <w:p>
+            <w:pPr>
+              <w:rPr>
+                <w:sz w:val="20"/>
+                <w:szCs w:val="20"/>
+              </w:rPr>
+            </w:pPr>
+          </w:p>
+        </w:tc>
+        <w:tc>
+          <w:tcPr>
+            <w:tcW w:w="1224" w:type="dxa"/>
+          </w:tcPr>
+          <w:p>
+            <w:pPr>
+              <w:rPr>
+                <w:sz w:val="20"/>
+                <w:szCs w:val="20"/>
+              </w:rPr>
+            </w:pPr>
+          </w:p>
+        </w:tc>
+      </w:tr>
+    </w:tbl>
+    <w:p>
+      <w:pPr>
+        <w:rPr>
+          <w:sz w:val="20"/>
+          <w:szCs w:val="20"/>
+        </w:rPr>
+      </w:pPr>
+    </w:p>
+    <w:tbl>
+      <w:tblPr>
+        <w:tblStyle w:val="TableGrid"/>
+        <w:tblW w:w="0" w:type="auto"/>
+        <w:tblCellMar>
+          <w:top w:w="57" w:type="dxa"/>
+          <w:bottom w:w="57" w:type="dxa"/>
+        </w:tblCellMar>
+        <w:tblLook w:val="04A0" w:firstRow="1" w:lastRow="0" w:firstColumn="1" w:lastColumn="0" w:noHBand="0" w:noVBand="1"/>
+      </w:tblPr>
+      <w:tblGrid>
+        <w:gridCol w:w="846"/>
+        <w:gridCol w:w="3402"/>
+        <w:gridCol w:w="1134"/>
+        <w:gridCol w:w="1134"/>
+        <w:gridCol w:w="1276"/>
+        <w:gridCol w:w="1224"/>
+      </w:tblGrid>
+      <w:tr>
+        <w:tc>
+          <w:tcPr>
+            <w:tcW w:w="846" w:type="dxa"/>
+          </w:tcPr>
+          <w:p>
+            <w:pPr>
+              <w:jc w:val="center"/>
+              <w:rPr>
+                <w:sz w:val="20"/>
+                <w:szCs w:val="20"/>
+              </w:rPr>
+            </w:pPr>
+            <w:r>
+              <w:rPr>
+                <w:sz w:val="20"/>
+                <w:szCs w:val="20"/>
+              </w:rPr>
+              <w:t>Sr. No.</w:t>
+            </w:r>
+          </w:p>
+        </w:tc>
+        <w:tc>
+          <w:tcPr>
+            <w:tcW w:w="3402" w:type="dxa"/>
+          </w:tcPr>
+          <w:p>
+            <w:pPr>
+              <w:rPr>
+                <w:sz w:val="20"/>
+                <w:szCs w:val="20"/>
+              </w:rPr>
+            </w:pPr>
+            <w:r>
+              <w:rPr>
+                <w:sz w:val="20"/>
+                <w:szCs w:val="20"/>
+              </w:rPr>
+              <w:t>Title</w:t>
+            </w:r>
+          </w:p>
+        </w:tc>
+        <w:tc>
+          <w:tcPr>
+            <w:tcW w:w="1134" w:type="dxa"/>
+          </w:tcPr>
+          <w:p>
+            <w:pPr>
+              <w:rPr>
+                <w:sz w:val="20"/>
+                <w:szCs w:val="20"/>
+              </w:rPr>
+            </w:pPr>
+            <w:r>
+              <w:rPr>
+                <w:sz w:val="20"/>
+                <w:szCs w:val="20"/>
+              </w:rPr>
+              <w:t>DOP</w:t>
+            </w:r>
+          </w:p>
+        </w:tc>
+        <w:tc>
+          <w:tcPr>
+            <w:tcW w:w="1134" w:type="dxa"/>
+          </w:tcPr>
+          <w:p>
+            <w:pPr>
+              <w:rPr>
+                <w:sz w:val="20"/>
+                <w:szCs w:val="20"/>
+              </w:rPr>
+            </w:pPr>
+            <w:r>
+              <w:rPr>
+                <w:sz w:val="20"/>
+                <w:szCs w:val="20"/>
+              </w:rPr>
+              <w:t>DOS</w:t>
+            </w:r>
+          </w:p>
+        </w:tc>
+        <w:tc>
+          <w:tcPr>
+            <w:tcW w:w="1276" w:type="dxa"/>
+          </w:tcPr>
+          <w:p>
+            <w:pPr>
+              <w:rPr>
+                <w:sz w:val="20"/>
+                <w:szCs w:val="20"/>
+              </w:rPr>
+            </w:pPr>
+            <w:r>
+              <w:rPr>
+                <w:sz w:val="20"/>
+                <w:szCs w:val="20"/>
+              </w:rPr>
+              <w:t>Marks (</w:t>
+            </w:r>
+            <w:r>
+              <w:rPr>
+                <w:sz w:val="20"/>
+                <w:szCs w:val="20"/>
+              </w:rPr>
+              <w:t>5</w:t>
+            </w:r>
+            <w:r>
+              <w:rPr>
+                <w:sz w:val="20"/>
+                <w:szCs w:val="20"/>
+              </w:rPr>
+              <w:t>)</w:t>
+            </w:r>
+          </w:p>
+        </w:tc>
+        <w:tc>
+          <w:tcPr>
+            <w:tcW w:w="1224" w:type="dxa"/>
+          </w:tcPr>
+          <w:p>
+            <w:pPr>
+              <w:rPr>
+                <w:sz w:val="20"/>
+                <w:szCs w:val="20"/>
+              </w:rPr>
+            </w:pPr>
+            <w:r>
+              <w:rPr>
+                <w:sz w:val="20"/>
+                <w:szCs w:val="20"/>
+              </w:rPr>
+              <w:t>Sign</w:t>
+            </w:r>
+          </w:p>
+        </w:tc>
+      </w:tr>
+      <w:tr>
+        <w:tc>
+          <w:tcPr>
+            <w:tcW w:w="846" w:type="dxa"/>
+          </w:tcPr>
+          <w:p>
+            <w:pPr>
+              <w:jc w:val="center"/>
+              <w:rPr>
+                <w:sz w:val="20"/>
+                <w:szCs w:val="20"/>
+              </w:rPr>
+            </w:pPr>
+            <w:r>
+              <w:rPr>
+                <w:sz w:val="20"/>
+                <w:szCs w:val="20"/>
+              </w:rPr>
+              <w:t>1</w:t>
+            </w:r>
+          </w:p>
+        </w:tc>
+        <w:tc>
+          <w:tcPr>
+            <w:tcW w:w="3402" w:type="dxa"/>
+          </w:tcPr>
+          <w:p>
+            <w:pPr>
+              <w:rPr>
+                <w:sz w:val="20"/>
+                <w:szCs w:val="20"/>
+              </w:rPr>
+            </w:pPr>
+            <w:r>
+              <w:rPr>
+                <w:sz w:val="20"/>
+                <w:szCs w:val="20"/>
+              </w:rPr>
+              <w:t>Mini Project</w:t>
             </w:r>
           </w:p>
         </w:tc>
@@ -2099,7 +2372,7 @@
   <w:style w:type="paragraph" w:default="1" w:styleId="Normal">
     <w:name w:val="Normal"/>
     <w:qFormat/>
-    <w:rsid w:val="00CA30C5"/>
+    <w:rsid w:val="00816F8F"/>
   </w:style>
   <w:style w:type="character" w:default="1" w:styleId="DefaultParagraphFont">
     <w:name w:val="Default Paragraph Font"/>
